--- a/sistema de parqueadero (1).docx
+++ b/sistema de parqueadero (1).docx
@@ -596,6 +596,220 @@
         </w:p>
       </w:sdtContent>
     </w:sdt>
+    <w:sdt>
+      <w:sdtPr>
+        <w:rPr>
+          <w:rFonts w:asciiTheme="minorHAnsi" w:eastAsiaTheme="minorEastAsia" w:hAnsiTheme="minorHAnsi" w:cs="Times New Roman"/>
+          <w:color w:val="auto"/>
+          <w:sz w:val="22"/>
+          <w:szCs w:val="22"/>
+          <w:lang w:val="es-ES"/>
+        </w:rPr>
+        <w:id w:val="320164829"/>
+        <w:docPartObj>
+          <w:docPartGallery w:val="Table of Contents"/>
+          <w:docPartUnique/>
+        </w:docPartObj>
+      </w:sdtPr>
+      <w:sdtContent>
+        <w:p>
+          <w:pPr>
+            <w:pStyle w:val="TtuloTDC"/>
+          </w:pPr>
+          <w:r>
+            <w:rPr>
+              <w:lang w:val="es-ES"/>
+            </w:rPr>
+            <w:t>Tabla de contenido</w:t>
+          </w:r>
+        </w:p>
+        <w:p>
+          <w:pPr>
+            <w:pStyle w:val="TDC1"/>
+          </w:pPr>
+          <w:r>
+            <w:rPr>
+              <w:b/>
+              <w:bCs/>
+            </w:rPr>
+            <w:t>ANALISIS DEL DESARROLLO</w:t>
+          </w:r>
+          <w:r>
+            <w:ptab w:relativeTo="margin" w:alignment="right" w:leader="dot"/>
+          </w:r>
+          <w:r>
+            <w:rPr>
+              <w:b/>
+              <w:bCs/>
+              <w:lang w:val="es-ES"/>
+            </w:rPr>
+            <w:t>1</w:t>
+          </w:r>
+        </w:p>
+        <w:p>
+          <w:pPr>
+            <w:pStyle w:val="TDC2"/>
+            <w:ind w:left="216"/>
+          </w:pPr>
+          <w:r>
+            <w:t>JUSTIFICACION</w:t>
+          </w:r>
+          <w:r>
+            <w:ptab w:relativeTo="margin" w:alignment="right" w:leader="dot"/>
+          </w:r>
+          <w:r>
+            <w:rPr>
+              <w:lang w:val="es-ES"/>
+            </w:rPr>
+            <w:t>2</w:t>
+          </w:r>
+        </w:p>
+        <w:p>
+          <w:pPr>
+            <w:pStyle w:val="TDC3"/>
+            <w:ind w:left="446"/>
+          </w:pPr>
+          <w:r>
+            <w:t>DEFINICION DEL PROBLEMA</w:t>
+          </w:r>
+          <w:r>
+            <w:ptab w:relativeTo="margin" w:alignment="right" w:leader="dot"/>
+          </w:r>
+          <w:r>
+            <w:rPr>
+              <w:lang w:val="es-ES"/>
+            </w:rPr>
+            <w:t>3</w:t>
+          </w:r>
+        </w:p>
+        <w:p>
+          <w:pPr>
+            <w:pStyle w:val="TDC3"/>
+            <w:ind w:left="446"/>
+            <w:rPr>
+              <w:lang w:val="es-ES"/>
+            </w:rPr>
+          </w:pPr>
+          <w:r>
+            <w:t xml:space="preserve">          </w:t>
+          </w:r>
+          <w:r>
+            <w:t>DEFINICION DEL PROBLEMA</w:t>
+          </w:r>
+          <w:r>
+            <w:ptab w:relativeTo="margin" w:alignment="right" w:leader="dot"/>
+          </w:r>
+          <w:r>
+            <w:t>4</w:t>
+          </w:r>
+        </w:p>
+        <w:p>
+          <w:pPr>
+            <w:pStyle w:val="TDC3"/>
+            <w:ind w:left="446"/>
+            <w:rPr>
+              <w:lang w:val="es-ES"/>
+            </w:rPr>
+          </w:pPr>
+          <w:r>
+            <w:rPr>
+              <w:lang w:val="es-ES"/>
+            </w:rPr>
+            <w:t xml:space="preserve">                       </w:t>
+          </w:r>
+          <w:r>
+            <w:t>OBJETIVOS</w:t>
+          </w:r>
+          <w:r>
+            <w:ptab w:relativeTo="margin" w:alignment="right" w:leader="dot"/>
+          </w:r>
+          <w:r>
+            <w:rPr>
+              <w:lang w:val="es-ES"/>
+            </w:rPr>
+            <w:t>5</w:t>
+          </w:r>
+        </w:p>
+        <w:p>
+          <w:pPr>
+            <w:pStyle w:val="TDC3"/>
+            <w:ind w:left="446"/>
+            <w:rPr>
+              <w:lang w:val="es-ES"/>
+            </w:rPr>
+          </w:pPr>
+          <w:r>
+            <w:rPr>
+              <w:lang w:val="es-ES"/>
+            </w:rPr>
+            <w:t xml:space="preserve">                            </w:t>
+          </w:r>
+          <w:r>
+            <w:t>VARIABLES</w:t>
+          </w:r>
+          <w:r>
+            <w:ptab w:relativeTo="margin" w:alignment="right" w:leader="dot"/>
+          </w:r>
+          <w:r>
+            <w:rPr>
+              <w:lang w:val="es-ES"/>
+            </w:rPr>
+            <w:t>6</w:t>
+          </w:r>
+        </w:p>
+        <w:p>
+          <w:pPr>
+            <w:pStyle w:val="TDC3"/>
+            <w:ind w:left="446"/>
+          </w:pPr>
+          <w:r>
+            <w:t xml:space="preserve">                                     REGLAS DE LAS VARIABLES</w:t>
+          </w:r>
+          <w:r>
+            <w:ptab w:relativeTo="margin" w:alignment="right" w:leader="dot"/>
+          </w:r>
+          <w:r>
+            <w:rPr>
+              <w:lang w:val="es-ES"/>
+            </w:rPr>
+            <w:t>7</w:t>
+          </w:r>
+        </w:p>
+        <w:p>
+          <w:pPr>
+            <w:pStyle w:val="TDC3"/>
+            <w:ind w:left="446"/>
+          </w:pPr>
+          <w:r>
+            <w:t xml:space="preserve">                                                     CONCLUSION</w:t>
+          </w:r>
+          <w:r>
+            <w:ptab w:relativeTo="margin" w:alignment="right" w:leader="dot"/>
+          </w:r>
+          <w:r>
+            <w:t>8</w:t>
+          </w:r>
+        </w:p>
+      </w:sdtContent>
+    </w:sdt>
+    <w:p>
+      <w:pPr>
+        <w:rPr>
+          <w:rFonts w:asciiTheme="majorHAnsi" w:eastAsiaTheme="majorEastAsia" w:hAnsiTheme="majorHAnsi" w:cstheme="majorBidi"/>
+          <w:spacing w:val="-10"/>
+          <w:kern w:val="28"/>
+          <w:sz w:val="56"/>
+          <w:szCs w:val="56"/>
+          <w:lang w:val="es-ES"/>
+        </w:rPr>
+      </w:pPr>
+      <w:r>
+        <w:rPr>
+          <w:lang w:val="es-ES"/>
+        </w:rPr>
+        <w:br w:type="page"/>
+      </w:r>
+    </w:p>
     <w:p>
       <w:pPr>
         <w:pStyle w:val="Ttulo"/>
@@ -909,24 +1123,6 @@
           <w:lang w:val="es-ES"/>
         </w:rPr>
         <w:t>Registrar la entrada de los vehículos con información como placa y marca</w:t>
-      </w:r>
-    </w:p>
-    <w:p>
-      <w:pPr>
-        <w:pStyle w:val="Prrafodelista"/>
-        <w:numPr>
-          <w:ilvl w:val="0"/>
-          <w:numId w:val="4"/>
-        </w:numPr>
-        <w:rPr>
-          <w:lang w:val="es-ES"/>
-        </w:rPr>
-      </w:pPr>
-      <w:r>
-        <w:rPr>
-          <w:lang w:val="es-ES"/>
-        </w:rPr>
-        <w:t>Una vez registrado se le entregara un ticket para que pueda pedir la salida de su vehículo</w:t>
       </w:r>
     </w:p>
     <w:p>
@@ -1631,7 +1827,6 @@
               <w:rPr>
                 <w:lang w:val="es-ES"/>
               </w:rPr>
-              <w:lastRenderedPageBreak/>
               <w:t xml:space="preserve">Tarifa Especial </w:t>
             </w:r>
           </w:p>
@@ -1683,6 +1878,7 @@
         <w:rPr>
           <w:lang w:val="es-ES"/>
         </w:rPr>
+        <w:lastRenderedPageBreak/>
         <w:t>DIAGRAMA</w:t>
       </w:r>
       <w:r>
@@ -1700,14 +1896,13 @@
       </w:pPr>
       <w:r>
         <w:rPr>
-          <w:noProof/>
           <w:lang w:val="es-ES"/>
         </w:rPr>
         <w:drawing>
-          <wp:inline distT="0" distB="0" distL="0" distR="0" wp14:anchorId="3865453B" wp14:editId="201DC306">
-            <wp:extent cx="4286848" cy="6163535"/>
-            <wp:effectExtent l="0" t="0" r="0" b="8890"/>
-            <wp:docPr id="2096776583" name="Imagen 1"/>
+          <wp:inline distT="0" distB="0" distL="0" distR="0" wp14:anchorId="13CD6964" wp14:editId="4A50E9C9">
+            <wp:extent cx="4525006" cy="7125694"/>
+            <wp:effectExtent l="0" t="0" r="9525" b="0"/>
+            <wp:docPr id="317584746" name="Imagen 1"/>
             <wp:cNvGraphicFramePr>
               <a:graphicFrameLocks xmlns:a="http://schemas.openxmlformats.org/drawingml/2006/main" noChangeAspect="1"/>
             </wp:cNvGraphicFramePr>
@@ -1715,7 +1910,7 @@
               <a:graphicData uri="http://schemas.openxmlformats.org/drawingml/2006/picture">
                 <pic:pic xmlns:pic="http://schemas.openxmlformats.org/drawingml/2006/picture">
                   <pic:nvPicPr>
-                    <pic:cNvPr id="2096776583" name=""/>
+                    <pic:cNvPr id="317584746" name=""/>
                     <pic:cNvPicPr/>
                   </pic:nvPicPr>
                   <pic:blipFill>
@@ -1727,7 +1922,7 @@
                   <pic:spPr>
                     <a:xfrm>
                       <a:off x="0" y="0"/>
-                      <a:ext cx="4286848" cy="6163535"/>
+                      <a:ext cx="4525006" cy="7125694"/>
                     </a:xfrm>
                     <a:prstGeom prst="rect">
                       <a:avLst/>
@@ -1771,7 +1966,6 @@
         <w:rPr>
           <w:lang w:val="es-ES"/>
         </w:rPr>
-        <w:lastRenderedPageBreak/>
         <w:t>REGLAS DE LAS VARIABLES:</w:t>
       </w:r>
     </w:p>
@@ -2115,14 +2309,10 @@
     </w:p>
     <w:p>
       <w:r>
-        <w:t xml:space="preserve">Además, el sistema genera un ticket único aleatorio, lo que facilita la identificación del vehículo al momento de retirarlo. También incluye una verificación de tarifa </w:t>
-      </w:r>
-      <w:r>
         <w:lastRenderedPageBreak/>
-        <w:t>especial cuando el tiempo de permanencia supera las 10 horas, permitiendo clasificar el tipo de tarifa aplicada.</w:t>
-      </w:r>
-    </w:p>
-    <w:p/>
+        <w:t>Además, el sistema genera un ticket único aleatorio, lo que facilita la identificación del vehículo al momento de retirarlo. También incluye una verificación de tarifa especial cuando el tiempo de permanencia supera las 10 horas, permitiendo clasificar el tipo de tarifa aplicada.</w:t>
+      </w:r>
+    </w:p>
     <w:p/>
     <w:p>
       <w:pPr>
@@ -4770,6 +4960,88 @@
       </w:tblBorders>
     </w:tblPr>
   </w:style>
+  <w:style w:type="paragraph" w:styleId="TtuloTDC">
+    <w:name w:val="TOC Heading"/>
+    <w:basedOn w:val="Ttulo1"/>
+    <w:next w:val="Normal"/>
+    <w:uiPriority w:val="39"/>
+    <w:unhideWhenUsed/>
+    <w:qFormat/>
+    <w:rsid w:val="00D67BF4"/>
+    <w:pPr>
+      <w:spacing w:before="240" w:after="0" w:line="259" w:lineRule="auto"/>
+      <w:outlineLvl w:val="9"/>
+    </w:pPr>
+    <w:rPr>
+      <w:kern w:val="0"/>
+      <w:sz w:val="32"/>
+      <w:szCs w:val="32"/>
+      <w:lang w:eastAsia="es-CO"/>
+      <w14:ligatures w14:val="none"/>
+    </w:rPr>
+  </w:style>
+  <w:style w:type="paragraph" w:styleId="TDC2">
+    <w:name w:val="toc 2"/>
+    <w:basedOn w:val="Normal"/>
+    <w:next w:val="Normal"/>
+    <w:autoRedefine/>
+    <w:uiPriority w:val="39"/>
+    <w:unhideWhenUsed/>
+    <w:rsid w:val="00D67BF4"/>
+    <w:pPr>
+      <w:spacing w:after="100" w:line="259" w:lineRule="auto"/>
+      <w:ind w:left="220"/>
+    </w:pPr>
+    <w:rPr>
+      <w:rFonts w:eastAsiaTheme="minorEastAsia" w:cs="Times New Roman"/>
+      <w:kern w:val="0"/>
+      <w:sz w:val="22"/>
+      <w:szCs w:val="22"/>
+      <w:lang w:eastAsia="es-CO"/>
+      <w14:ligatures w14:val="none"/>
+    </w:rPr>
+  </w:style>
+  <w:style w:type="paragraph" w:styleId="TDC1">
+    <w:name w:val="toc 1"/>
+    <w:basedOn w:val="Normal"/>
+    <w:next w:val="Normal"/>
+    <w:autoRedefine/>
+    <w:uiPriority w:val="39"/>
+    <w:unhideWhenUsed/>
+    <w:rsid w:val="00D67BF4"/>
+    <w:pPr>
+      <w:spacing w:after="100" w:line="259" w:lineRule="auto"/>
+    </w:pPr>
+    <w:rPr>
+      <w:rFonts w:eastAsiaTheme="minorEastAsia" w:cs="Times New Roman"/>
+      <w:kern w:val="0"/>
+      <w:sz w:val="22"/>
+      <w:szCs w:val="22"/>
+      <w:lang w:eastAsia="es-CO"/>
+      <w14:ligatures w14:val="none"/>
+    </w:rPr>
+  </w:style>
+  <w:style w:type="paragraph" w:styleId="TDC3">
+    <w:name w:val="toc 3"/>
+    <w:basedOn w:val="Normal"/>
+    <w:next w:val="Normal"/>
+    <w:autoRedefine/>
+    <w:uiPriority w:val="39"/>
+    <w:unhideWhenUsed/>
+    <w:rsid w:val="00D67BF4"/>
+    <w:pPr>
+      <w:spacing w:after="100" w:line="259" w:lineRule="auto"/>
+      <w:ind w:left="440"/>
+    </w:pPr>
+    <w:rPr>
+      <w:rFonts w:eastAsiaTheme="minorEastAsia" w:cs="Times New Roman"/>
+      <w:kern w:val="0"/>
+      <w:sz w:val="22"/>
+      <w:szCs w:val="22"/>
+      <w:lang w:eastAsia="es-CO"/>
+      <w14:ligatures w14:val="none"/>
+    </w:rPr>
+  </w:style>
 </w:styles>
 </file>
 
